--- a/Salvador-CV.docx
+++ b/Salvador-CV.docx
@@ -133,6 +133,26 @@
             <w:rtl w:val="0"/>
           </w:rPr>
           <w:t xml:space="preserve">Github</w:t>
+        </w:r>
+      </w:hyperlink>
+      <w:r>
+        <w:rPr>
+          <w:sz w:val="24"/>
+          <w:szCs w:val="24"/>
+          <w:rtl w:val="0"/>
+        </w:rPr>
+        <w:t xml:space="preserve"> | </w:t>
+      </w:r>
+      <w:hyperlink r:id="rId9">
+        <w:r>
+          <w:rPr>
+            <w:color w:val="1155cc"/>
+            <w:sz w:val="24"/>
+            <w:szCs w:val="24"/>
+            <w:u w:val="single"/>
+            <w:rtl w:val="0"/>
+          </w:rPr>
+          <w:t xml:space="preserve">LinkedIn</w:t>
         </w:r>
       </w:hyperlink>
       <w:r>
